--- a/simulation/paper/cover_letter_rsos.docx
+++ b/simulation/paper/cover_letter_rsos.docx
@@ -453,7 +453,7 @@
           <w:b/>
           <w:sz w:val="24"/>
         </w:rPr>
-        <w:t>Author and conflict-of-interest statement</w:t>
+        <w:t>Author, funding, and competing-interests statement</w:t>
       </w:r>
     </w:p>
     <w:p>
@@ -465,7 +465,7 @@
           <w:rFonts w:ascii="Times New Roman" w:hAnsi="Times New Roman" w:eastAsia="Times New Roman"/>
           <w:sz w:val="24"/>
         </w:rPr>
-        <w:t>This is a sole-authored submission. The author (Eisuke Tokiwa, ORCID 0009-0009-7124-6669) declares no competing interests. The research was self-funded by SUNBLAZE Co., Ltd. (Tokyo, Japan); no external funding was received.</w:t>
+        <w:t>This is a sole-authored submission. The author (Eisuke Tokiwa, ORCID 0009-0009-7124-6669) discloses the following potential competing interest: the author is the representative of SUNBLAZE Co., Ltd. (Tokyo, Japan), which provides HEXACO-JP, a proprietary Japanese-language HEXACO-based personality assessment service. The present study does not use HEXACO-JP; it uses the HEXACO-PI-R Japanese 60-item adaptation published by Wakabayashi (2014) as a separately validated, openly cited instrument. The manuscript does not reference, evaluate, market, recommend, or otherwise promote HEXACO-JP or any other SUNBLAZE product or service. The research received no SUNBLAZE funding, no external grant funding, and was conducted as an independent academic project. The headline empirical findings (null personality-intervention contrast, positive structural-intervention contrast, and the reframing of HEXACO 7-typology as a stratification variable rather than an intervention or screening target) do not differentially favor commercial HEXACO-based assessment products.</w:t>
       </w:r>
     </w:p>
     <w:p>

--- a/simulation/paper/cover_letter_rsos.docx
+++ b/simulation/paper/cover_letter_rsos.docx
@@ -592,7 +592,7 @@
           <w:rFonts w:ascii="Times New Roman" w:hAnsi="Times New Roman" w:eastAsia="Times New Roman"/>
           <w:sz w:val="24"/>
         </w:rPr>
-        <w:t>I confirm that this manuscript has not been previously published, is not under consideration elsewhere, and that all authors (sole-authored) have agreed to the submission. Code, data, and intermediate artifacts will remain publicly accessible at the indicated OSF DOI and GitHub repository for the duration of peer review and beyond.</w:t>
+        <w:t>I confirm that this manuscript has not been previously published in any peer-reviewed venue and is not under consideration at any other journal. A non-peer-reviewed version has been posted as a preprint at SocArXiv (DOI 10.31235/osf.io/p2d8w_v1) per Royal Society Open Science preprint policy. The submission is sole-authored. Code, data, and intermediate artifacts will remain publicly accessible at the indicated OSF DOI and GitHub repository for the duration of peer review and beyond.</w:t>
       </w:r>
     </w:p>
     <w:p>

--- a/simulation/paper/cover_letter_rsos.docx
+++ b/simulation/paper/cover_letter_rsos.docx
@@ -59,7 +59,7 @@
           <w:rFonts w:ascii="Times New Roman" w:hAnsi="Times New Roman" w:eastAsia="Times New Roman"/>
           <w:sz w:val="24"/>
         </w:rPr>
-        <w:t>I am pleased to submit the enclosed manuscript, Personality Interventions Don't Work; Structural Ones Do: Counterfactual Evidence from a HEXACO 7-Typology Workplace Harassment Microsimulation in Japan, for consideration as a Stage 2 Registered Report at Royal Society Open Science.</w:t>
+        <w:t>I am pleased to submit the enclosed manuscript, Person-Level versus System-Level Anti-Harassment Interventions: A HEXACO 7-Typology Counterfactual Microsimulation in Japanese Workplaces, for consideration as a Stage 2 Registered Report at Royal Society Open Science.</w:t>
       </w:r>
     </w:p>
     <w:p>
@@ -248,7 +248,7 @@
           <w:rFonts w:ascii="Times New Roman" w:hAnsi="Times New Roman" w:eastAsia="Times New Roman"/>
           <w:sz w:val="24"/>
         </w:rPr>
-        <w:t>• Substantive reframing: We reposition HEXACO 7-typology as a stratification variable identifying differentially exposed populations rather than as an intervention target. This framing rejects victim-blaming readings of harassment exposure and aligns with workplace ethics literature.</w:t>
+        <w:t>• Substantive reframing: We reposition HEXACO 7-typology as a stratification variable identifying differentially exposed populations rather than as an intervention target, and caution against reading observational HEXACO–harassment associations as endorsing person-focused remediation.</w:t>
       </w:r>
     </w:p>
     <w:p>
@@ -260,7 +260,7 @@
           <w:rFonts w:ascii="Times New Roman" w:hAnsi="Times New Roman" w:eastAsia="Times New Roman"/>
           <w:sz w:val="24"/>
         </w:rPr>
-        <w:t>The convergence of our pre-registered counterfactual evidence with the MHLW FY2016–FY2023 natural experiment (−13.2 pp post-Power-Harassment-Prevention-Law decline) provides a rare quasi-validation of our policy-relevant claim.</w:t>
+        <w:t>The MHLW FY2016 → FY2023 −13.2-percentage-point decline that overlaps with the staged enforcement of the 2020 Power Harassment Prevention Law is treated in the manuscript as substantive context rather than as a formal causal estimand of the law's effect; the present cross-sectional design does not support a formal causal inference about the law itself.</w:t>
       </w:r>
     </w:p>
     <w:p>
@@ -415,7 +415,7 @@
           <w:rFonts w:ascii="Times New Roman" w:hAnsi="Times New Roman" w:eastAsia="Times New Roman"/>
           <w:sz w:val="24"/>
         </w:rPr>
-        <w:t>• m8 limitation (cluster proportions M3-fixed at Tokiwa 2026 IEEE Access values);</w:t>
+        <w:t>• Cluster-proportion limitation (cluster proportions remain fixed at the Tokiwa (2026) values for N = 13,668 because the Labour Force Survey does not capture HEXACO cluster membership);</w:t>
       </w:r>
     </w:p>
     <w:p>
